--- a/src/OpenXmlHtml.Tests/WordConvertToDocxTests.RichDocument.DotNet.verified.docx
+++ b/src/OpenXmlHtml.Tests/WordConvertToDocxTests.RichDocument.DotNet.verified.docx
@@ -3,6 +3,9 @@
 <w:document xmlns:w="http://schemas.openxmlformats.org/wordprocessingml/2006/main">
   <w:body>
     <w:p>
+      <w:pPr>
+        <w:pStyle w:val="Heading1"/>
+      </w:pPr>
       <w:r>
         <w:rPr>
           <w:b/>
@@ -19,6 +22,9 @@
       </w:r>
     </w:p>
     <w:p>
+      <w:pPr>
+        <w:pStyle w:val="Heading2"/>
+      </w:pPr>
       <w:r>
         <w:rPr>
           <w:b/>
@@ -58,6 +64,9 @@
       </w:r>
     </w:p>
     <w:p>
+      <w:pPr>
+        <w:pStyle w:val="Heading2"/>
+      </w:pPr>
       <w:r>
         <w:rPr>
           <w:b/>

--- a/src/OpenXmlHtml.Tests/WordConvertToDocxTests.RichDocument.DotNet.verified.docx
+++ b/src/OpenXmlHtml.Tests/WordConvertToDocxTests.RichDocument.DotNet.verified.docx
@@ -48,17 +48,25 @@
       </w:r>
     </w:p>
     <w:p>
-      <w:r>
-        <w:t xml:space="preserve">● </w:t>
-      </w:r>
+      <w:pPr>
+        <w:pStyle w:val="ListParagraph"/>
+        <w:numPr>
+          <w:ilvl w:val="0"/>
+          <w:numId w:val="2"/>
+        </w:numPr>
+      </w:pPr>
       <w:r>
         <w:t xml:space="preserve">Server: OK</w:t>
       </w:r>
     </w:p>
     <w:p>
-      <w:r>
-        <w:t xml:space="preserve">● </w:t>
-      </w:r>
+      <w:pPr>
+        <w:pStyle w:val="ListParagraph"/>
+        <w:numPr>
+          <w:ilvl w:val="0"/>
+          <w:numId w:val="2"/>
+        </w:numPr>
+      </w:pPr>
       <w:r>
         <w:t xml:space="preserve">Database: OK</w:t>
       </w:r>
@@ -94,4 +102,123 @@
     </w:p>
   </w:body>
 </w:document>
+</file>
+
+<file path=word/numbering.xml><?xml version="1.0" encoding="utf-8"?>
+<numbering xmlns="http://schemas.openxmlformats.org/wordprocessingml/2006/main">
+  <abstractNum xmlns:p2="http://schemas.openxmlformats.org/wordprocessingml/2006/main" p2:abstractNumId="0">
+    <p2:multiLevelType p2:val="hybridMultilevel"/>
+    <p2:lvl p2:ilvl="0">
+      <p2:start p2:val="1"/>
+      <p2:numFmt p2:val="bullet"/>
+      <p2:lvlText p2:val="●"/>
+      <p2:lvlJc p2:val="left"/>
+      <p2:pPr>
+        <p2:ind p2:left="720" p2:hanging="360"/>
+      </p2:pPr>
+      <p2:rPr>
+        <p2:rFonts p2:ascii="Symbol" p2:hAnsi="Symbol"/>
+      </p2:rPr>
+    </p2:lvl>
+    <p2:lvl p2:ilvl="1">
+      <p2:start p2:val="1"/>
+      <p2:numFmt p2:val="bullet"/>
+      <p2:lvlText p2:val="○"/>
+      <p2:lvlJc p2:val="left"/>
+      <p2:pPr>
+        <p2:ind p2:left="1440" p2:hanging="360"/>
+      </p2:pPr>
+      <p2:rPr>
+        <p2:rFonts p2:ascii="Symbol" p2:hAnsi="Symbol"/>
+      </p2:rPr>
+    </p2:lvl>
+    <p2:lvl p2:ilvl="2">
+      <p2:start p2:val="1"/>
+      <p2:numFmt p2:val="bullet"/>
+      <p2:lvlText p2:val="■"/>
+      <p2:lvlJc p2:val="left"/>
+      <p2:pPr>
+        <p2:ind p2:left="2160" p2:hanging="360"/>
+      </p2:pPr>
+      <p2:rPr>
+        <p2:rFonts p2:ascii="Symbol" p2:hAnsi="Symbol"/>
+      </p2:rPr>
+    </p2:lvl>
+    <p2:lvl p2:ilvl="3">
+      <p2:start p2:val="1"/>
+      <p2:numFmt p2:val="bullet"/>
+      <p2:lvlText p2:val="●"/>
+      <p2:lvlJc p2:val="left"/>
+      <p2:pPr>
+        <p2:ind p2:left="2880" p2:hanging="360"/>
+      </p2:pPr>
+      <p2:rPr>
+        <p2:rFonts p2:ascii="Symbol" p2:hAnsi="Symbol"/>
+      </p2:rPr>
+    </p2:lvl>
+    <p2:lvl p2:ilvl="4">
+      <p2:start p2:val="1"/>
+      <p2:numFmt p2:val="bullet"/>
+      <p2:lvlText p2:val="○"/>
+      <p2:lvlJc p2:val="left"/>
+      <p2:pPr>
+        <p2:ind p2:left="3600" p2:hanging="360"/>
+      </p2:pPr>
+      <p2:rPr>
+        <p2:rFonts p2:ascii="Symbol" p2:hAnsi="Symbol"/>
+      </p2:rPr>
+    </p2:lvl>
+    <p2:lvl p2:ilvl="5">
+      <p2:start p2:val="1"/>
+      <p2:numFmt p2:val="bullet"/>
+      <p2:lvlText p2:val="■"/>
+      <p2:lvlJc p2:val="left"/>
+      <p2:pPr>
+        <p2:ind p2:left="4320" p2:hanging="360"/>
+      </p2:pPr>
+      <p2:rPr>
+        <p2:rFonts p2:ascii="Symbol" p2:hAnsi="Symbol"/>
+      </p2:rPr>
+    </p2:lvl>
+    <p2:lvl p2:ilvl="6">
+      <p2:start p2:val="1"/>
+      <p2:numFmt p2:val="bullet"/>
+      <p2:lvlText p2:val="●"/>
+      <p2:lvlJc p2:val="left"/>
+      <p2:pPr>
+        <p2:ind p2:left="5040" p2:hanging="360"/>
+      </p2:pPr>
+      <p2:rPr>
+        <p2:rFonts p2:ascii="Symbol" p2:hAnsi="Symbol"/>
+      </p2:rPr>
+    </p2:lvl>
+    <p2:lvl p2:ilvl="7">
+      <p2:start p2:val="1"/>
+      <p2:numFmt p2:val="bullet"/>
+      <p2:lvlText p2:val="○"/>
+      <p2:lvlJc p2:val="left"/>
+      <p2:pPr>
+        <p2:ind p2:left="5760" p2:hanging="360"/>
+      </p2:pPr>
+      <p2:rPr>
+        <p2:rFonts p2:ascii="Symbol" p2:hAnsi="Symbol"/>
+      </p2:rPr>
+    </p2:lvl>
+    <p2:lvl p2:ilvl="8">
+      <p2:start p2:val="1"/>
+      <p2:numFmt p2:val="bullet"/>
+      <p2:lvlText p2:val="■"/>
+      <p2:lvlJc p2:val="left"/>
+      <p2:pPr>
+        <p2:ind p2:left="6480" p2:hanging="360"/>
+      </p2:pPr>
+      <p2:rPr>
+        <p2:rFonts p2:ascii="Symbol" p2:hAnsi="Symbol"/>
+      </p2:rPr>
+    </p2:lvl>
+  </abstractNum>
+  <num xmlns:p2="http://schemas.openxmlformats.org/wordprocessingml/2006/main" p2:numId="2">
+    <p2:abstractNumId p2:val="0"/>
+  </num>
+</numbering>
 </file>
--- a/src/OpenXmlHtml.Tests/WordConvertToDocxTests.RichDocument.DotNet.verified.docx
+++ b/src/OpenXmlHtml.Tests/WordConvertToDocxTests.RichDocument.DotNet.verified.docx
@@ -86,16 +86,15 @@
       <w:r>
         <w:t xml:space="preserve">See </w:t>
       </w:r>
-      <w:r>
-        <w:rPr>
-          <w:u w:val="single"/>
-          <w:color w:val="0563C1"/>
-        </w:rPr>
-        <w:t xml:space="preserve">report</w:t>
-      </w:r>
-      <w:r>
-        <w:t xml:space="preserve"> (https://example.com)</w:t>
-      </w:r>
+      <w:hyperlink xmlns:r="http://schemas.openxmlformats.org/officeDocument/2006/relationships" r:id="DeterministicId1">
+        <w:r>
+          <w:rPr>
+            <w:u w:val="single"/>
+            <w:color w:val="0563C1"/>
+          </w:rPr>
+          <w:t xml:space="preserve">report</w:t>
+        </w:r>
+      </w:hyperlink>
       <w:r>
         <w:t xml:space="preserve"> for more.</w:t>
       </w:r>

--- a/src/OpenXmlHtml.Tests/WordConvertToDocxTests.RichDocument.DotNet.verified.docx
+++ b/src/OpenXmlHtml.Tests/WordConvertToDocxTests.RichDocument.DotNet.verified.docx
@@ -99,6 +99,10 @@
         <w:t xml:space="preserve"> for more.</w:t>
       </w:r>
     </w:p>
+    <w:sectPr>
+      <w:pgSz w:w="11906" w:h="16838"/>
+      <w:pgMar w:top="1440" w:right="1440" w:bottom="1440" w:left="1440" w:header="720" w:footer="720" w:gutter="0"/>
+    </w:sectPr>
   </w:body>
 </w:document>
 </file>

--- a/src/OpenXmlHtml.Tests/WordConvertToDocxTests.RichDocument.DotNet.verified.docx
+++ b/src/OpenXmlHtml.Tests/WordConvertToDocxTests.RichDocument.DotNet.verified.docx
@@ -54,6 +54,7 @@
           <w:ilvl w:val="0"/>
           <w:numId w:val="2"/>
         </w:numPr>
+        <w:contextualSpacing/>
       </w:pPr>
       <w:r>
         <w:t xml:space="preserve">Server: OK</w:t>
@@ -66,6 +67,7 @@
           <w:ilvl w:val="0"/>
           <w:numId w:val="2"/>
         </w:numPr>
+        <w:contextualSpacing/>
       </w:pPr>
       <w:r>
         <w:t xml:space="preserve">Database: OK</w:t>
@@ -114,7 +116,7 @@
     <p2:lvl p2:ilvl="0">
       <p2:start p2:val="1"/>
       <p2:numFmt p2:val="bullet"/>
-      <p2:lvlText p2:val="●"/>
+      <p2:lvlText p2:val=""/>
       <p2:lvlJc p2:val="left"/>
       <p2:pPr>
         <p2:ind p2:left="720" p2:hanging="360"/>
@@ -126,97 +128,97 @@
     <p2:lvl p2:ilvl="1">
       <p2:start p2:val="1"/>
       <p2:numFmt p2:val="bullet"/>
-      <p2:lvlText p2:val="○"/>
+      <p2:lvlText p2:val="o"/>
       <p2:lvlJc p2:val="left"/>
       <p2:pPr>
         <p2:ind p2:left="1440" p2:hanging="360"/>
       </p2:pPr>
       <p2:rPr>
+        <p2:rFonts p2:ascii="Courier New" p2:hAnsi="Courier New"/>
+      </p2:rPr>
+    </p2:lvl>
+    <p2:lvl p2:ilvl="2">
+      <p2:start p2:val="1"/>
+      <p2:numFmt p2:val="bullet"/>
+      <p2:lvlText p2:val=""/>
+      <p2:lvlJc p2:val="left"/>
+      <p2:pPr>
+        <p2:ind p2:left="2160" p2:hanging="360"/>
+      </p2:pPr>
+      <p2:rPr>
+        <p2:rFonts p2:ascii="Wingdings" p2:hAnsi="Wingdings"/>
+      </p2:rPr>
+    </p2:lvl>
+    <p2:lvl p2:ilvl="3">
+      <p2:start p2:val="1"/>
+      <p2:numFmt p2:val="bullet"/>
+      <p2:lvlText p2:val=""/>
+      <p2:lvlJc p2:val="left"/>
+      <p2:pPr>
+        <p2:ind p2:left="2880" p2:hanging="360"/>
+      </p2:pPr>
+      <p2:rPr>
         <p2:rFonts p2:ascii="Symbol" p2:hAnsi="Symbol"/>
       </p2:rPr>
     </p2:lvl>
-    <p2:lvl p2:ilvl="2">
-      <p2:start p2:val="1"/>
-      <p2:numFmt p2:val="bullet"/>
-      <p2:lvlText p2:val="■"/>
-      <p2:lvlJc p2:val="left"/>
-      <p2:pPr>
-        <p2:ind p2:left="2160" p2:hanging="360"/>
+    <p2:lvl p2:ilvl="4">
+      <p2:start p2:val="1"/>
+      <p2:numFmt p2:val="bullet"/>
+      <p2:lvlText p2:val="o"/>
+      <p2:lvlJc p2:val="left"/>
+      <p2:pPr>
+        <p2:ind p2:left="3600" p2:hanging="360"/>
+      </p2:pPr>
+      <p2:rPr>
+        <p2:rFonts p2:ascii="Courier New" p2:hAnsi="Courier New"/>
+      </p2:rPr>
+    </p2:lvl>
+    <p2:lvl p2:ilvl="5">
+      <p2:start p2:val="1"/>
+      <p2:numFmt p2:val="bullet"/>
+      <p2:lvlText p2:val=""/>
+      <p2:lvlJc p2:val="left"/>
+      <p2:pPr>
+        <p2:ind p2:left="4320" p2:hanging="360"/>
+      </p2:pPr>
+      <p2:rPr>
+        <p2:rFonts p2:ascii="Wingdings" p2:hAnsi="Wingdings"/>
+      </p2:rPr>
+    </p2:lvl>
+    <p2:lvl p2:ilvl="6">
+      <p2:start p2:val="1"/>
+      <p2:numFmt p2:val="bullet"/>
+      <p2:lvlText p2:val=""/>
+      <p2:lvlJc p2:val="left"/>
+      <p2:pPr>
+        <p2:ind p2:left="5040" p2:hanging="360"/>
       </p2:pPr>
       <p2:rPr>
         <p2:rFonts p2:ascii="Symbol" p2:hAnsi="Symbol"/>
       </p2:rPr>
     </p2:lvl>
-    <p2:lvl p2:ilvl="3">
-      <p2:start p2:val="1"/>
-      <p2:numFmt p2:val="bullet"/>
-      <p2:lvlText p2:val="●"/>
-      <p2:lvlJc p2:val="left"/>
-      <p2:pPr>
-        <p2:ind p2:left="2880" p2:hanging="360"/>
-      </p2:pPr>
-      <p2:rPr>
-        <p2:rFonts p2:ascii="Symbol" p2:hAnsi="Symbol"/>
-      </p2:rPr>
-    </p2:lvl>
-    <p2:lvl p2:ilvl="4">
-      <p2:start p2:val="1"/>
-      <p2:numFmt p2:val="bullet"/>
-      <p2:lvlText p2:val="○"/>
-      <p2:lvlJc p2:val="left"/>
-      <p2:pPr>
-        <p2:ind p2:left="3600" p2:hanging="360"/>
-      </p2:pPr>
-      <p2:rPr>
-        <p2:rFonts p2:ascii="Symbol" p2:hAnsi="Symbol"/>
-      </p2:rPr>
-    </p2:lvl>
-    <p2:lvl p2:ilvl="5">
-      <p2:start p2:val="1"/>
-      <p2:numFmt p2:val="bullet"/>
-      <p2:lvlText p2:val="■"/>
-      <p2:lvlJc p2:val="left"/>
-      <p2:pPr>
-        <p2:ind p2:left="4320" p2:hanging="360"/>
-      </p2:pPr>
-      <p2:rPr>
-        <p2:rFonts p2:ascii="Symbol" p2:hAnsi="Symbol"/>
-      </p2:rPr>
-    </p2:lvl>
-    <p2:lvl p2:ilvl="6">
-      <p2:start p2:val="1"/>
-      <p2:numFmt p2:val="bullet"/>
-      <p2:lvlText p2:val="●"/>
-      <p2:lvlJc p2:val="left"/>
-      <p2:pPr>
-        <p2:ind p2:left="5040" p2:hanging="360"/>
-      </p2:pPr>
-      <p2:rPr>
-        <p2:rFonts p2:ascii="Symbol" p2:hAnsi="Symbol"/>
-      </p2:rPr>
-    </p2:lvl>
     <p2:lvl p2:ilvl="7">
       <p2:start p2:val="1"/>
       <p2:numFmt p2:val="bullet"/>
-      <p2:lvlText p2:val="○"/>
+      <p2:lvlText p2:val="o"/>
       <p2:lvlJc p2:val="left"/>
       <p2:pPr>
         <p2:ind p2:left="5760" p2:hanging="360"/>
       </p2:pPr>
       <p2:rPr>
-        <p2:rFonts p2:ascii="Symbol" p2:hAnsi="Symbol"/>
+        <p2:rFonts p2:ascii="Courier New" p2:hAnsi="Courier New"/>
       </p2:rPr>
     </p2:lvl>
     <p2:lvl p2:ilvl="8">
       <p2:start p2:val="1"/>
       <p2:numFmt p2:val="bullet"/>
-      <p2:lvlText p2:val="■"/>
+      <p2:lvlText p2:val=""/>
       <p2:lvlJc p2:val="left"/>
       <p2:pPr>
         <p2:ind p2:left="6480" p2:hanging="360"/>
       </p2:pPr>
       <p2:rPr>
-        <p2:rFonts p2:ascii="Symbol" p2:hAnsi="Symbol"/>
+        <p2:rFonts p2:ascii="Wingdings" p2:hAnsi="Wingdings"/>
       </p2:rPr>
     </p2:lvl>
   </abstractNum>

--- a/src/OpenXmlHtml.Tests/WordConvertToDocxTests.RichDocument.DotNet.verified.docx
+++ b/src/OpenXmlHtml.Tests/WordConvertToDocxTests.RichDocument.DotNet.verified.docx
@@ -119,7 +119,7 @@
       <p2:lvlText p2:val=""/>
       <p2:lvlJc p2:val="left"/>
       <p2:pPr>
-        <p2:ind p2:left="720" p2:hanging="360"/>
+        <p2:ind p2:left="240" p2:hanging="180"/>
       </p2:pPr>
       <p2:rPr>
         <p2:rFonts p2:ascii="Symbol" p2:hAnsi="Symbol"/>
@@ -131,7 +131,7 @@
       <p2:lvlText p2:val="o"/>
       <p2:lvlJc p2:val="left"/>
       <p2:pPr>
-        <p2:ind p2:left="1440" p2:hanging="360"/>
+        <p2:ind p2:left="480" p2:hanging="180"/>
       </p2:pPr>
       <p2:rPr>
         <p2:rFonts p2:ascii="Courier New" p2:hAnsi="Courier New"/>
@@ -143,7 +143,7 @@
       <p2:lvlText p2:val=""/>
       <p2:lvlJc p2:val="left"/>
       <p2:pPr>
-        <p2:ind p2:left="2160" p2:hanging="360"/>
+        <p2:ind p2:left="720" p2:hanging="180"/>
       </p2:pPr>
       <p2:rPr>
         <p2:rFonts p2:ascii="Wingdings" p2:hAnsi="Wingdings"/>
@@ -155,7 +155,7 @@
       <p2:lvlText p2:val=""/>
       <p2:lvlJc p2:val="left"/>
       <p2:pPr>
-        <p2:ind p2:left="2880" p2:hanging="360"/>
+        <p2:ind p2:left="960" p2:hanging="180"/>
       </p2:pPr>
       <p2:rPr>
         <p2:rFonts p2:ascii="Symbol" p2:hAnsi="Symbol"/>
@@ -167,7 +167,7 @@
       <p2:lvlText p2:val="o"/>
       <p2:lvlJc p2:val="left"/>
       <p2:pPr>
-        <p2:ind p2:left="3600" p2:hanging="360"/>
+        <p2:ind p2:left="1200" p2:hanging="180"/>
       </p2:pPr>
       <p2:rPr>
         <p2:rFonts p2:ascii="Courier New" p2:hAnsi="Courier New"/>
@@ -179,7 +179,7 @@
       <p2:lvlText p2:val=""/>
       <p2:lvlJc p2:val="left"/>
       <p2:pPr>
-        <p2:ind p2:left="4320" p2:hanging="360"/>
+        <p2:ind p2:left="1440" p2:hanging="180"/>
       </p2:pPr>
       <p2:rPr>
         <p2:rFonts p2:ascii="Wingdings" p2:hAnsi="Wingdings"/>
@@ -191,7 +191,7 @@
       <p2:lvlText p2:val=""/>
       <p2:lvlJc p2:val="left"/>
       <p2:pPr>
-        <p2:ind p2:left="5040" p2:hanging="360"/>
+        <p2:ind p2:left="1680" p2:hanging="180"/>
       </p2:pPr>
       <p2:rPr>
         <p2:rFonts p2:ascii="Symbol" p2:hAnsi="Symbol"/>
@@ -203,7 +203,7 @@
       <p2:lvlText p2:val="o"/>
       <p2:lvlJc p2:val="left"/>
       <p2:pPr>
-        <p2:ind p2:left="5760" p2:hanging="360"/>
+        <p2:ind p2:left="1920" p2:hanging="180"/>
       </p2:pPr>
       <p2:rPr>
         <p2:rFonts p2:ascii="Courier New" p2:hAnsi="Courier New"/>
@@ -215,7 +215,7 @@
       <p2:lvlText p2:val=""/>
       <p2:lvlJc p2:val="left"/>
       <p2:pPr>
-        <p2:ind p2:left="6480" p2:hanging="360"/>
+        <p2:ind p2:left="2160" p2:hanging="180"/>
       </p2:pPr>
       <p2:rPr>
         <p2:rFonts p2:ascii="Wingdings" p2:hAnsi="Wingdings"/>

--- a/src/OpenXmlHtml.Tests/WordConvertToDocxTests.RichDocument.DotNet.verified.docx
+++ b/src/OpenXmlHtml.Tests/WordConvertToDocxTests.RichDocument.DotNet.verified.docx
@@ -119,7 +119,7 @@
       <p2:lvlText p2:val=""/>
       <p2:lvlJc p2:val="left"/>
       <p2:pPr>
-        <p2:ind p2:left="240" p2:hanging="180"/>
+        <p2:ind p2:left="480" p2:hanging="240"/>
       </p2:pPr>
       <p2:rPr>
         <p2:rFonts p2:ascii="Symbol" p2:hAnsi="Symbol"/>
@@ -131,7 +131,7 @@
       <p2:lvlText p2:val="o"/>
       <p2:lvlJc p2:val="left"/>
       <p2:pPr>
-        <p2:ind p2:left="480" p2:hanging="180"/>
+        <p2:ind p2:left="960" p2:hanging="240"/>
       </p2:pPr>
       <p2:rPr>
         <p2:rFonts p2:ascii="Courier New" p2:hAnsi="Courier New"/>
@@ -143,7 +143,7 @@
       <p2:lvlText p2:val=""/>
       <p2:lvlJc p2:val="left"/>
       <p2:pPr>
-        <p2:ind p2:left="720" p2:hanging="180"/>
+        <p2:ind p2:left="1440" p2:hanging="240"/>
       </p2:pPr>
       <p2:rPr>
         <p2:rFonts p2:ascii="Wingdings" p2:hAnsi="Wingdings"/>
@@ -155,7 +155,7 @@
       <p2:lvlText p2:val=""/>
       <p2:lvlJc p2:val="left"/>
       <p2:pPr>
-        <p2:ind p2:left="960" p2:hanging="180"/>
+        <p2:ind p2:left="1920" p2:hanging="240"/>
       </p2:pPr>
       <p2:rPr>
         <p2:rFonts p2:ascii="Symbol" p2:hAnsi="Symbol"/>
@@ -167,7 +167,7 @@
       <p2:lvlText p2:val="o"/>
       <p2:lvlJc p2:val="left"/>
       <p2:pPr>
-        <p2:ind p2:left="1200" p2:hanging="180"/>
+        <p2:ind p2:left="2400" p2:hanging="240"/>
       </p2:pPr>
       <p2:rPr>
         <p2:rFonts p2:ascii="Courier New" p2:hAnsi="Courier New"/>
@@ -179,7 +179,7 @@
       <p2:lvlText p2:val=""/>
       <p2:lvlJc p2:val="left"/>
       <p2:pPr>
-        <p2:ind p2:left="1440" p2:hanging="180"/>
+        <p2:ind p2:left="2880" p2:hanging="240"/>
       </p2:pPr>
       <p2:rPr>
         <p2:rFonts p2:ascii="Wingdings" p2:hAnsi="Wingdings"/>
@@ -191,7 +191,7 @@
       <p2:lvlText p2:val=""/>
       <p2:lvlJc p2:val="left"/>
       <p2:pPr>
-        <p2:ind p2:left="1680" p2:hanging="180"/>
+        <p2:ind p2:left="3360" p2:hanging="240"/>
       </p2:pPr>
       <p2:rPr>
         <p2:rFonts p2:ascii="Symbol" p2:hAnsi="Symbol"/>
@@ -203,7 +203,7 @@
       <p2:lvlText p2:val="o"/>
       <p2:lvlJc p2:val="left"/>
       <p2:pPr>
-        <p2:ind p2:left="1920" p2:hanging="180"/>
+        <p2:ind p2:left="3840" p2:hanging="240"/>
       </p2:pPr>
       <p2:rPr>
         <p2:rFonts p2:ascii="Courier New" p2:hAnsi="Courier New"/>
@@ -215,7 +215,7 @@
       <p2:lvlText p2:val=""/>
       <p2:lvlJc p2:val="left"/>
       <p2:pPr>
-        <p2:ind p2:left="2160" p2:hanging="180"/>
+        <p2:ind p2:left="4320" p2:hanging="240"/>
       </p2:pPr>
       <p2:rPr>
         <p2:rFonts p2:ascii="Wingdings" p2:hAnsi="Wingdings"/>
